--- a/doc/ready/KPI_Microgreen_Uzbekistan.docx
+++ b/doc/ready/KPI_Microgreen_Uzbekistan.docx
@@ -597,7 +597,7 @@
                 <w:sz w:val="20"/>
                 <w:szCs w:val="20"/>
               </w:rPr>
-              <w:t>7+ restoran (jami), 20+ oila</w:t>
+              <w:t>14+ restoran (jami), 17+ oila</w:t>
             </w:r>
           </w:p>
         </w:tc>
@@ -698,7 +698,7 @@
                 <w:sz w:val="20"/>
                 <w:szCs w:val="20"/>
               </w:rPr>
-              <w:t>45 mln so'mdan oshishi</w:t>
+              <w:t>60 mln so'mdan oshishi</w:t>
             </w:r>
           </w:p>
         </w:tc>
@@ -1097,7 +1097,7 @@
                 <w:sz w:val="20"/>
                 <w:szCs w:val="20"/>
               </w:rPr>
-              <w:t>58 mln so'mdan ko'p</w:t>
+              <w:t>72 mln so'mdan ko'p</w:t>
             </w:r>
           </w:p>
         </w:tc>
@@ -1200,7 +1200,7 @@
                 <w:sz w:val="20"/>
                 <w:szCs w:val="20"/>
               </w:rPr>
-              <w:t>12+ barqaror restoran</w:t>
+              <w:t>19+ barqaror restoran</w:t>
             </w:r>
           </w:p>
         </w:tc>
@@ -1327,7 +1327,7 @@
                 <w:sz w:val="20"/>
                 <w:szCs w:val="20"/>
               </w:rPr>
-              <w:t>38+ uy xo'jaligi</w:t>
+              <w:t>27+ uy xo'jaligi</w:t>
             </w:r>
           </w:p>
         </w:tc>
@@ -1628,7 +1628,7 @@
                 <w:sz w:val="20"/>
                 <w:szCs w:val="20"/>
               </w:rPr>
-              <w:t>Ferma to'liq quvvatda, oylik sof foyda 25 mln+</w:t>
+              <w:t>Ferma to'liq quvvatda, oylik sof foyda 24 mln+</w:t>
             </w:r>
           </w:p>
         </w:tc>

--- a/doc/ready/KPI_Microgreen_Uzbekistan.docx
+++ b/doc/ready/KPI_Microgreen_Uzbekistan.docx
@@ -698,7 +698,7 @@
                 <w:sz w:val="20"/>
                 <w:szCs w:val="20"/>
               </w:rPr>
-              <w:t>60 mln so'mdan oshishi</w:t>
+              <w:t>54 mln so'mdan oshishi</w:t>
             </w:r>
           </w:p>
         </w:tc>
@@ -1097,7 +1097,7 @@
                 <w:sz w:val="20"/>
                 <w:szCs w:val="20"/>
               </w:rPr>
-              <w:t>72 mln so'mdan ko'p</w:t>
+              <w:t>64 mln so'mdan ko'p</w:t>
             </w:r>
           </w:p>
         </w:tc>
@@ -1628,7 +1628,7 @@
                 <w:sz w:val="20"/>
                 <w:szCs w:val="20"/>
               </w:rPr>
-              <w:t>Ferma to'liq quvvatda, oylik sof foyda 24 mln+</w:t>
+              <w:t>Ferma to'liq quvvatda, oylik sof foyda 19 mln+</w:t>
             </w:r>
           </w:p>
         </w:tc>

--- a/doc/ready/KPI_Microgreen_Uzbekistan.docx
+++ b/doc/ready/KPI_Microgreen_Uzbekistan.docx
@@ -698,7 +698,7 @@
                 <w:sz w:val="20"/>
                 <w:szCs w:val="20"/>
               </w:rPr>
-              <w:t>54 mln so'mdan oshishi</w:t>
+              <w:t>89 mln so'mdan oshishi</w:t>
             </w:r>
           </w:p>
         </w:tc>
@@ -1097,7 +1097,7 @@
                 <w:sz w:val="20"/>
                 <w:szCs w:val="20"/>
               </w:rPr>
-              <w:t>64 mln so'mdan ko'p</w:t>
+              <w:t>109 mln so'mdan ko'p</w:t>
             </w:r>
           </w:p>
         </w:tc>
@@ -1628,7 +1628,7 @@
                 <w:sz w:val="20"/>
                 <w:szCs w:val="20"/>
               </w:rPr>
-              <w:t>Ferma to'liq quvvatda, oylik sof foyda 19 mln+</w:t>
+              <w:t>Ferma to'liq quvvatda, oylik sof foyda 25 mln+</w:t>
             </w:r>
           </w:p>
         </w:tc>
